--- a/python_service/generate_from_template/templates/unpaid_vacation_with_reason.docx
+++ b/python_service/generate_from_template/templates/unpaid_vacation_with_reason.docx
@@ -477,7 +477,67 @@
           <w:rtl w:val="0"/>
           <w:lang w:val="ru-RU"/>
         </w:rPr>
-        <w:t xml:space="preserve">Прошу Вас предоставить отпуск без сохранения заработной платы в количестве </w:t>
+        <w:t xml:space="preserve">Прошу Вас предоставить отпуск без сохранения заработной платы </w:t>
+      </w:r>
+      <w:r>
+        <w:rPr>
+          <w:rFonts w:ascii="Times New Roman" w:hAnsi="Times New Roman" w:hint="default"/>
+          <w:sz w:val="24"/>
+          <w:szCs w:val="24"/>
+          <w:rtl w:val="0"/>
+          <w:lang w:val="ru-RU"/>
+        </w:rPr>
+        <w:t>в соотв</w:t>
+      </w:r>
+      <w:r>
+        <w:rPr>
+          <w:rFonts w:ascii="Times New Roman" w:hAnsi="Times New Roman"/>
+          <w:sz w:val="24"/>
+          <w:szCs w:val="24"/>
+          <w:rtl w:val="0"/>
+          <w:lang w:val="ru-RU"/>
+        </w:rPr>
+        <w:t xml:space="preserve">. </w:t>
+      </w:r>
+      <w:r>
+        <w:rPr>
+          <w:rFonts w:ascii="Times New Roman" w:hAnsi="Times New Roman" w:hint="default"/>
+          <w:sz w:val="24"/>
+          <w:szCs w:val="24"/>
+          <w:rtl w:val="0"/>
+          <w:lang w:val="ru-RU"/>
+        </w:rPr>
+        <w:t>со ст</w:t>
+      </w:r>
+      <w:r>
+        <w:rPr>
+          <w:rFonts w:ascii="Times New Roman" w:hAnsi="Times New Roman"/>
+          <w:sz w:val="24"/>
+          <w:szCs w:val="24"/>
+          <w:rtl w:val="0"/>
+          <w:lang w:val="ru-RU"/>
+        </w:rPr>
+        <w:t xml:space="preserve">.128 </w:t>
+      </w:r>
+      <w:r>
+        <w:rPr>
+          <w:rFonts w:ascii="Times New Roman" w:hAnsi="Times New Roman" w:hint="default"/>
+          <w:sz w:val="24"/>
+          <w:szCs w:val="24"/>
+          <w:rtl w:val="0"/>
+          <w:lang w:val="ru-RU"/>
+        </w:rPr>
+        <w:t xml:space="preserve">ТК РФ </w:t>
+      </w:r>
+      <w:r>
+        <w:rPr>
+          <w:rFonts w:ascii="Times New Roman" w:hAnsi="Times New Roman" w:hint="default"/>
+          <w:sz w:val="24"/>
+          <w:szCs w:val="24"/>
+          <w:rtl w:val="0"/>
+          <w:lang w:val="ru-RU"/>
+        </w:rPr>
+        <w:t xml:space="preserve">в количестве </w:t>
       </w:r>
       <w:r>
         <w:rPr>
@@ -527,7 +587,14 @@
           <w:rtl w:val="0"/>
           <w:lang w:val="ru-RU"/>
         </w:rPr>
-        <w:t xml:space="preserve">. </w:t>
+        <w:t>.</w:t>
+      </w:r>
+      <w:r>
+        <w:rPr>
+          <w:rtl w:val="0"/>
+          <w:lang w:val="ru-RU"/>
+        </w:rPr>
+        <w:t xml:space="preserve"> </w:t>
       </w:r>
       <w:r>
         <w:rPr>
@@ -537,7 +604,47 @@
           <w:rtl w:val="0"/>
           <w:lang w:val="ru-RU"/>
         </w:rPr>
-        <w:t>по семейным обстоятельствам</w:t>
+        <w:t>в связи с</w:t>
+      </w:r>
+      <w:r>
+        <w:rPr>
+          <w:rFonts w:ascii="Times New Roman" w:hAnsi="Times New Roman"/>
+          <w:sz w:val="24"/>
+          <w:szCs w:val="24"/>
+          <w:rtl w:val="0"/>
+          <w:lang w:val="ru-RU"/>
+        </w:rPr>
+        <w:t xml:space="preserve"> </w:t>
+      </w:r>
+      <w:r>
+        <w:rPr>
+          <w:rFonts w:ascii="Times New Roman" w:hAnsi="Times New Roman"/>
+          <w:sz w:val="28"/>
+          <w:szCs w:val="28"/>
+          <w:rtl w:val="0"/>
+          <w:lang w:val="ru-RU"/>
+        </w:rPr>
+        <w:t>%Params_</w:t>
+      </w:r>
+      <w:r>
+        <w:rPr>
+          <w:rFonts w:ascii="Times New Roman" w:hAnsi="Times New Roman"/>
+          <w:sz w:val="28"/>
+          <w:szCs w:val="28"/>
+          <w:rtl w:val="0"/>
+          <w:lang w:val="ru-RU"/>
+        </w:rPr>
+        <w:t>1</w:t>
+      </w:r>
+      <w:r>
+        <w:rPr>
+          <w:rFonts w:ascii="Times New Roman" w:hAnsi="Times New Roman"/>
+          <w:sz w:val="28"/>
+          <w:szCs w:val="28"/>
+          <w:rtl w:val="0"/>
+          <w:lang w:val="ru-RU"/>
+        </w:rPr>
+        <w:t>%</w:t>
       </w:r>
       <w:r>
         <w:rPr>
